--- a/IA_Relatório.docx
+++ b/IA_Relatório.docx
@@ -236,7 +236,7 @@
           </mc:Choice>
           <mc:Fallback>
             <w:pict>
-              <v:rect w14:anchorId="48D71539" id="Retângulo 3" o:spid="_x0000_s1026" style="position:absolute;margin-left:0;margin-top:-70.9pt;width:609.65pt;height:852.75pt;z-index:-251644928;visibility:visible;mso-wrap-style:square;mso-width-percent:0;mso-height-percent:0;mso-wrap-distance-left:9pt;mso-wrap-distance-top:0;mso-wrap-distance-right:9pt;mso-wrap-distance-bottom:0;mso-position-horizontal:left;mso-position-horizontal-relative:page;mso-position-vertical:absolute;mso-position-vertical-relative:text;mso-width-percent:0;mso-height-percent:0;mso-width-relative:margin;mso-height-relative:margin;v-text-anchor:middle" o:gfxdata="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" fillcolor="#ed2e3a" strokecolor="#091723 [484]" strokeweight="1pt">
+              <v:rect w14:anchorId="6772EA59" id="Retângulo 3" o:spid="_x0000_s1026" style="position:absolute;margin-left:0;margin-top:-70.9pt;width:609.65pt;height:852.75pt;z-index:-251644928;visibility:visible;mso-wrap-style:square;mso-width-percent:0;mso-height-percent:0;mso-wrap-distance-left:9pt;mso-wrap-distance-top:0;mso-wrap-distance-right:9pt;mso-wrap-distance-bottom:0;mso-position-horizontal:left;mso-position-horizontal-relative:page;mso-position-vertical:absolute;mso-position-vertical-relative:text;mso-width-percent:0;mso-height-percent:0;mso-width-relative:margin;mso-height-relative:margin;v-text-anchor:middle" o:gfxdata="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" fillcolor="#ed2e3a" strokecolor="#091723 [484]" strokeweight="1pt">
                 <w10:wrap anchorx="page"/>
               </v:rect>
             </w:pict>
